--- a/web/templates/monimoi/apofasi/gynaikologikos.docx
+++ b/web/templates/monimoi/apofasi/gynaikologikos.docx
@@ -900,7 +900,9 @@
           <w:sz w:val="22"/>
           <w:szCs w:val="22"/>
         </w:rPr>
-        <w:t xml:space="preserve">                                                                                     </w:t>
+        <w:t xml:space="preserve"/>
+        <w:br/>
+        <w:t xml:space="preserve"/>
       </w:r>
       <w:r>
         <w:rPr>
@@ -988,7 +990,9 @@
           <w:sz w:val="22"/>
           <w:szCs w:val="22"/>
         </w:rPr>
-        <w:t xml:space="preserve">                                                                                                                                                              </w:t>
+        <w:t xml:space="preserve"/>
+        <w:br/>
+        <w:t xml:space="preserve"/>
       </w:r>
       <w:r>
         <w:rPr>
@@ -1004,7 +1008,9 @@
           <w:sz w:val="22"/>
           <w:szCs w:val="22"/>
         </w:rPr>
-        <w:t xml:space="preserve">                                                                                                                                                                </w:t>
+        <w:t xml:space="preserve"/>
+        <w:br/>
+        <w:t xml:space="preserve"/>
       </w:r>
       <w:r>
         <w:rPr>
@@ -1056,7 +1062,9 @@
           <w:sz w:val="22"/>
           <w:szCs w:val="22"/>
         </w:rPr>
-        <w:t xml:space="preserve">                                                                       6</w:t>
+        <w:t xml:space="preserve"/>
+        <w:br/>
+        <w:t xml:space="preserve">6</w:t>
       </w:r>
       <w:r>
         <w:rPr>
@@ -1292,7 +1300,7 @@
           <w:rFonts w:asciiTheme="minorHAnsi" w:hAnsiTheme="minorHAnsi" w:cstheme="minorHAnsi"/>
           <w:sz w:val="24"/>
         </w:rPr>
-        <w:t xml:space="preserve">{{ onomateponymo }} του {{ patronymo }}, εκπαιδευτικό κλάδου {{ klados }}-{{ klados_perigrafi }} του {{ sxoleio_gen }}, άδεια  για ετήσιο γυναικολογικό έλεγχο μιας (01) ημέρας  στις {{ imerominia_stis }}</w:t>
+        <w:t xml:space="preserve">{{ onomateponymo_ait }} του {{ patronymo }}, εκπαιδευτικό κλάδου {{ klados }}-{{ klados_perigrafi }} του {{ sxoleio_gen }}, άδεια  για ετήσιο γυναικολογικό έλεγχο μιας (01) ημέρας  στις {{ imerominia_stis }}</w:t>
       </w:r>
       <w:r>
         <w:rPr>
